--- a/Assignment_07/Assignment_07_final.docx
+++ b/Assignment_07/Assignment_07_final.docx
@@ -2843,10 +2843,9 @@
     </w:p>
     <w:p>
       <w:pPr>
-        <w:pStyle w:val="ListParagraph"/>
         <w:numPr>
           <w:ilvl w:val="0"/>
-          <w:numId w:val="3"/>
+          <w:numId w:val="4"/>
         </w:numPr>
         <w:rPr>
           <w:lang w:val="en-IN"/>
@@ -2861,25 +2860,26 @@
     </w:p>
     <w:p>
       <w:pPr>
-        <w:pStyle w:val="ListParagraph"/>
         <w:numPr>
           <w:ilvl w:val="0"/>
-          <w:numId w:val="3"/>
+          <w:numId w:val="4"/>
         </w:numPr>
         <w:rPr>
           <w:lang w:val="en-IN"/>
         </w:rPr>
       </w:pPr>
       <w:r>
-        <w:t>What is a structure in C is an important programming concept because it supports clear problem solving, structured logic, and correct implementation. Understanding it helps in writing programs that are easier to develop, test, and maintain.</w:t>
-      </w:r>
-    </w:p>
-    <w:p>
-      <w:pPr>
-        <w:pStyle w:val="ListParagraph"/>
+        <w:rPr>
+          <w:lang w:val="en-IN"/>
+        </w:rPr>
+        <w:t>What is the difference between a structure and a union in C?</w:t>
+      </w:r>
+    </w:p>
+    <w:p>
+      <w:pPr>
         <w:numPr>
           <w:ilvl w:val="0"/>
-          <w:numId w:val="3"/>
+          <w:numId w:val="4"/>
         </w:numPr>
         <w:rPr>
           <w:lang w:val="en-IN"/>
@@ -2889,30 +2889,31 @@
         <w:rPr>
           <w:lang w:val="en-IN"/>
         </w:rPr>
-        <w:t>What is the difference between a structure and a union in C?</w:t>
-      </w:r>
-    </w:p>
-    <w:p>
-      <w:pPr>
-        <w:pStyle w:val="ListParagraph"/>
+        <w:t>What is an array of structures?</w:t>
+      </w:r>
+    </w:p>
+    <w:p>
+      <w:pPr>
         <w:numPr>
           <w:ilvl w:val="0"/>
-          <w:numId w:val="3"/>
+          <w:numId w:val="4"/>
         </w:numPr>
         <w:rPr>
           <w:lang w:val="en-IN"/>
         </w:rPr>
       </w:pPr>
       <w:r>
-        <w:t>What is the difference between a structure and a union in C is an important programming concept because it supports clear problem solving, structured logic, and correct implementation. Understanding it helps in writing programs that are easier to develop, test, and maintain.</w:t>
-      </w:r>
-    </w:p>
-    <w:p>
-      <w:pPr>
-        <w:pStyle w:val="ListParagraph"/>
+        <w:rPr>
+          <w:lang w:val="en-IN"/>
+        </w:rPr>
+        <w:t>Why are structures used in C programming?</w:t>
+      </w:r>
+    </w:p>
+    <w:p>
+      <w:pPr>
         <w:numPr>
           <w:ilvl w:val="0"/>
-          <w:numId w:val="3"/>
+          <w:numId w:val="4"/>
         </w:numPr>
         <w:rPr>
           <w:lang w:val="en-IN"/>
@@ -2922,88 +2923,7 @@
         <w:rPr>
           <w:lang w:val="en-IN"/>
         </w:rPr>
-        <w:t>What is an array of structures?</w:t>
-      </w:r>
-    </w:p>
-    <w:p>
-      <w:pPr>
-        <w:pStyle w:val="ListParagraph"/>
-        <w:numPr>
-          <w:ilvl w:val="0"/>
-          <w:numId w:val="3"/>
-        </w:numPr>
-        <w:rPr>
-          <w:lang w:val="en-IN"/>
-        </w:rPr>
-      </w:pPr>
-      <w:r>
-        <w:t>What is an array of structures is an important programming concept because it supports clear problem solving, structured logic, and correct implementation. Understanding it helps in writing programs that are easier to develop, test, and maintain.</w:t>
-      </w:r>
-    </w:p>
-    <w:p>
-      <w:pPr>
-        <w:pStyle w:val="ListParagraph"/>
-        <w:numPr>
-          <w:ilvl w:val="0"/>
-          <w:numId w:val="3"/>
-        </w:numPr>
-        <w:rPr>
-          <w:lang w:val="en-IN"/>
-        </w:rPr>
-      </w:pPr>
-      <w:r>
-        <w:rPr>
-          <w:lang w:val="en-IN"/>
-        </w:rPr>
-        <w:t>Why are structures used in C programming?</w:t>
-      </w:r>
-    </w:p>
-    <w:p>
-      <w:pPr>
-        <w:pStyle w:val="ListParagraph"/>
-        <w:numPr>
-          <w:ilvl w:val="0"/>
-          <w:numId w:val="3"/>
-        </w:numPr>
-        <w:rPr>
-          <w:lang w:val="en-IN"/>
-        </w:rPr>
-      </w:pPr>
-      <w:r>
-        <w:t>Why are structures used in C programming is an important programming concept because it supports clear problem solving, structured logic, and correct implementation. Understanding it helps in writing programs that are easier to develop, test, and maintain.</w:t>
-      </w:r>
-    </w:p>
-    <w:p>
-      <w:pPr>
-        <w:pStyle w:val="ListParagraph"/>
-        <w:numPr>
-          <w:ilvl w:val="0"/>
-          <w:numId w:val="3"/>
-        </w:numPr>
-        <w:rPr>
-          <w:lang w:val="en-IN"/>
-        </w:rPr>
-      </w:pPr>
-      <w:r>
-        <w:rPr>
-          <w:lang w:val="en-IN"/>
-        </w:rPr>
         <w:t>What is the advantage of using an array of structures?</w:t>
-      </w:r>
-    </w:p>
-    <w:p>
-      <w:pPr>
-        <w:pStyle w:val="ListParagraph"/>
-        <w:numPr>
-          <w:ilvl w:val="0"/>
-          <w:numId w:val="3"/>
-        </w:numPr>
-        <w:rPr>
-          <w:lang w:val="en-IN"/>
-        </w:rPr>
-      </w:pPr>
-      <w:r>
-        <w:t>What is the advantage of using an array of structures is an important programming concept because it supports clear problem solving, structured logic, and correct implementation. Understanding it helps in writing programs that are easier to develop, test, and maintain.</w:t>
       </w:r>
     </w:p>
     <w:p/>
@@ -3339,6 +3259,36 @@
   </w:num>
   <w:num w:numId="3" w16cid:durableId="1530877177">
     <w:abstractNumId w:val="0"/>
+  </w:num>
+  <w:num w:numId="4" w16cid:durableId="761292002">
+    <w:abstractNumId w:val="0"/>
+    <w:lvlOverride w:ilvl="0">
+      <w:startOverride w:val="1"/>
+    </w:lvlOverride>
+    <w:lvlOverride w:ilvl="1">
+      <w:startOverride w:val="1"/>
+    </w:lvlOverride>
+    <w:lvlOverride w:ilvl="2">
+      <w:startOverride w:val="1"/>
+    </w:lvlOverride>
+    <w:lvlOverride w:ilvl="3">
+      <w:startOverride w:val="1"/>
+    </w:lvlOverride>
+    <w:lvlOverride w:ilvl="4">
+      <w:startOverride w:val="1"/>
+    </w:lvlOverride>
+    <w:lvlOverride w:ilvl="5">
+      <w:startOverride w:val="1"/>
+    </w:lvlOverride>
+    <w:lvlOverride w:ilvl="6">
+      <w:startOverride w:val="1"/>
+    </w:lvlOverride>
+    <w:lvlOverride w:ilvl="7">
+      <w:startOverride w:val="1"/>
+    </w:lvlOverride>
+    <w:lvlOverride w:ilvl="8">
+      <w:startOverride w:val="1"/>
+    </w:lvlOverride>
   </w:num>
 </w:numbering>
 </file>
